--- a/docs/Informe_Avance_Contrato_324_Geodatabase.docx
+++ b/docs/Informe_Avance_Contrato_324_Geodatabase.docx
@@ -3911,6 +3911,15 @@
       </w:pPr>
       <w:r>
         <w:t xml:space="preserve">–  Anexo G. Registro de cambios y verificaciones (09-CAMBIOS.md).</w:t>
+      </w:r>
+    </w:p>
+    <w:p>
+      <w:pPr>
+        <w:spacing w:after="60"/>
+        <w:ind w:left="360"/>
+      </w:pPr>
+      <w:r>
+        <w:t xml:space="preserve">–  Anexo H. Registro fotográfico de la aplicación en funcionamiento (docs/Anexo_H_Registro_Fotografico_Aplicacion.docx): 8 capturas con pie de figura que evidencian autenticación, geovisor con ortofoto, reportes, registro de monitoreos, importación de datos, comparación temporal y consulta espacial.</w:t>
       </w:r>
     </w:p>
     <w:sectPr>
